--- a/outputs/reports/reports_docx/Lamine Yamal.docx
+++ b/outputs/reports/reports_docx/Lamine Yamal.docx
@@ -323,7 +323,7 @@
         <w:pStyle w:val="ListBullet"/>
       </w:pPr>
       <w:r>
-        <w:t>预期进球 (xG) | 0.00</w:t>
+        <w:t>预期进球 (xG) | 0.31</w:t>
       </w:r>
     </w:p>
     <w:p>
@@ -331,7 +331,7 @@
         <w:pStyle w:val="ListBullet"/>
       </w:pPr>
       <w:r>
-        <w:t>预期助攻 (xA) | 0.00</w:t>
+        <w:t>预期助攻 (xA) | 0.44</w:t>
       </w:r>
     </w:p>
     <w:p>
@@ -392,7 +392,7 @@
         <w:pStyle w:val="ListBullet"/>
       </w:pPr>
       <w:r>
-        <w:t>同位置核心表现 | 84.6 | 45% | Winger 组内百分位排名加权</w:t>
+        <w:t>同位置核心表现 | 87.3 | 45% | Winger 组内百分位排名加权</w:t>
       </w:r>
     </w:p>
     <w:p>
@@ -424,7 +424,7 @@
         <w:pStyle w:val="ListBullet"/>
       </w:pPr>
       <w:r>
-        <w:t>**总分** | **90.5** | — | **潜力评分（0-100）**</w:t>
+        <w:t>**总分** | **91.7** | — | **潜力评分（0-100）**</w:t>
       </w:r>
     </w:p>
     <w:p>
@@ -577,7 +577,7 @@
     </w:p>
     <w:p>
       <w:r>
-        <w:t>Lamine Yamal 是一名 17 岁的 边锋，潜力评分 90.5 分（顶级潜力），在同位置球员中处于 Winger 组前列。核心评分 84.6 / 行为风格 100.0。</w:t>
+        <w:t>Lamine Yamal 是一名 17 岁的 边锋，潜力评分 91.7 分（顶级潜力），在同位置球员中处于 Winger 组前列。核心评分 87.3 / 行为风格 100.0。</w:t>
       </w:r>
     </w:p>
     <w:p>
